--- a/klagomål/A 61854-2025 FSC-klagomål.docx
+++ b/klagomål/A 61854-2025 FSC-klagomål.docx
@@ -662,7 +662,7 @@
     <w:r>
       <w:tab/>
       <w:tab/>
-      <w:t>2025-12-19</w:t>
+      <w:t>2025-12-20</w:t>
       <w:br/>
       <w:br/>
     </w:r>

--- a/klagomål/A 61854-2025 FSC-klagomål.docx
+++ b/klagomål/A 61854-2025 FSC-klagomål.docx
@@ -662,7 +662,7 @@
     <w:r>
       <w:tab/>
       <w:tab/>
-      <w:t>2025-12-20</w:t>
+      <w:t>2025-12-21</w:t>
       <w:br/>
       <w:br/>
     </w:r>

--- a/klagomål/A 61854-2025 FSC-klagomål.docx
+++ b/klagomål/A 61854-2025 FSC-klagomål.docx
@@ -662,7 +662,7 @@
     <w:r>
       <w:tab/>
       <w:tab/>
-      <w:t>2025-12-21</w:t>
+      <w:t>2025-12-22</w:t>
       <w:br/>
       <w:br/>
     </w:r>

--- a/klagomål/A 61854-2025 FSC-klagomål.docx
+++ b/klagomål/A 61854-2025 FSC-klagomål.docx
@@ -662,7 +662,7 @@
     <w:r>
       <w:tab/>
       <w:tab/>
-      <w:t>2025-12-22</w:t>
+      <w:t>2025-12-26</w:t>
       <w:br/>
       <w:br/>
     </w:r>

--- a/klagomål/A 61854-2025 FSC-klagomål.docx
+++ b/klagomål/A 61854-2025 FSC-klagomål.docx
@@ -662,7 +662,7 @@
     <w:r>
       <w:tab/>
       <w:tab/>
-      <w:t>2025-12-26</w:t>
+      <w:t>2025-12-28</w:t>
       <w:br/>
       <w:br/>
     </w:r>

--- a/klagomål/A 61854-2025 FSC-klagomål.docx
+++ b/klagomål/A 61854-2025 FSC-klagomål.docx
@@ -662,7 +662,7 @@
     <w:r>
       <w:tab/>
       <w:tab/>
-      <w:t>2025-12-28</w:t>
+      <w:t>2025-12-29</w:t>
       <w:br/>
       <w:br/>
     </w:r>

--- a/klagomål/A 61854-2025 FSC-klagomål.docx
+++ b/klagomål/A 61854-2025 FSC-klagomål.docx
@@ -662,7 +662,7 @@
     <w:r>
       <w:tab/>
       <w:tab/>
-      <w:t>2025-12-29</w:t>
+      <w:t>2025-12-30</w:t>
       <w:br/>
       <w:br/>
     </w:r>

--- a/klagomål/A 61854-2025 FSC-klagomål.docx
+++ b/klagomål/A 61854-2025 FSC-klagomål.docx
@@ -662,7 +662,7 @@
     <w:r>
       <w:tab/>
       <w:tab/>
-      <w:t>2025-12-30</w:t>
+      <w:t>2025-12-31</w:t>
       <w:br/>
       <w:br/>
     </w:r>

--- a/klagomål/A 61854-2025 FSC-klagomål.docx
+++ b/klagomål/A 61854-2025 FSC-klagomål.docx
@@ -662,7 +662,7 @@
     <w:r>
       <w:tab/>
       <w:tab/>
-      <w:t>2025-12-31</w:t>
+      <w:t>2026-01-03</w:t>
       <w:br/>
       <w:br/>
     </w:r>

--- a/klagomål/A 61854-2025 FSC-klagomål.docx
+++ b/klagomål/A 61854-2025 FSC-klagomål.docx
@@ -662,7 +662,7 @@
     <w:r>
       <w:tab/>
       <w:tab/>
-      <w:t>2026-01-07</w:t>
+      <w:t>2026-01-08</w:t>
       <w:br/>
       <w:br/>
     </w:r>

--- a/klagomål/A 61854-2025 FSC-klagomål.docx
+++ b/klagomål/A 61854-2025 FSC-klagomål.docx
@@ -662,7 +662,7 @@
     <w:r>
       <w:tab/>
       <w:tab/>
-      <w:t>2026-01-08</w:t>
+      <w:t>2026-01-09</w:t>
       <w:br/>
       <w:br/>
     </w:r>

--- a/klagomål/A 61854-2025 FSC-klagomål.docx
+++ b/klagomål/A 61854-2025 FSC-klagomål.docx
@@ -662,7 +662,7 @@
     <w:r>
       <w:tab/>
       <w:tab/>
-      <w:t>2026-01-09</w:t>
+      <w:t>2026-01-10</w:t>
       <w:br/>
       <w:br/>
     </w:r>

--- a/klagomål/A 61854-2025 FSC-klagomål.docx
+++ b/klagomål/A 61854-2025 FSC-klagomål.docx
@@ -662,7 +662,7 @@
     <w:r>
       <w:tab/>
       <w:tab/>
-      <w:t>2026-01-10</w:t>
+      <w:t>2026-01-11</w:t>
       <w:br/>
       <w:br/>
     </w:r>

--- a/klagomål/A 61854-2025 FSC-klagomål.docx
+++ b/klagomål/A 61854-2025 FSC-klagomål.docx
@@ -662,7 +662,7 @@
     <w:r>
       <w:tab/>
       <w:tab/>
-      <w:t>2026-01-11</w:t>
+      <w:t>2026-01-12</w:t>
       <w:br/>
       <w:br/>
     </w:r>

--- a/klagomål/A 61854-2025 FSC-klagomål.docx
+++ b/klagomål/A 61854-2025 FSC-klagomål.docx
@@ -662,7 +662,7 @@
     <w:r>
       <w:tab/>
       <w:tab/>
-      <w:t>2026-01-12</w:t>
+      <w:t>2026-01-13</w:t>
       <w:br/>
       <w:br/>
     </w:r>

--- a/klagomål/A 61854-2025 FSC-klagomål.docx
+++ b/klagomål/A 61854-2025 FSC-klagomål.docx
@@ -662,7 +662,7 @@
     <w:r>
       <w:tab/>
       <w:tab/>
-      <w:t>2026-01-13</w:t>
+      <w:t>2026-01-14</w:t>
       <w:br/>
       <w:br/>
     </w:r>

--- a/klagomål/A 61854-2025 FSC-klagomål.docx
+++ b/klagomål/A 61854-2025 FSC-klagomål.docx
@@ -662,7 +662,7 @@
     <w:r>
       <w:tab/>
       <w:tab/>
-      <w:t>2026-01-14</w:t>
+      <w:t>2026-01-15</w:t>
       <w:br/>
       <w:br/>
     </w:r>

--- a/klagomål/A 61854-2025 FSC-klagomål.docx
+++ b/klagomål/A 61854-2025 FSC-klagomål.docx
@@ -662,7 +662,7 @@
     <w:r>
       <w:tab/>
       <w:tab/>
-      <w:t>2026-01-15</w:t>
+      <w:t>2026-01-16</w:t>
       <w:br/>
       <w:br/>
     </w:r>

--- a/klagomål/A 61854-2025 FSC-klagomål.docx
+++ b/klagomål/A 61854-2025 FSC-klagomål.docx
@@ -662,7 +662,7 @@
     <w:r>
       <w:tab/>
       <w:tab/>
-      <w:t>2026-01-16</w:t>
+      <w:t>2026-01-17</w:t>
       <w:br/>
       <w:br/>
     </w:r>

--- a/klagomål/A 61854-2025 FSC-klagomål.docx
+++ b/klagomål/A 61854-2025 FSC-klagomål.docx
@@ -662,7 +662,7 @@
     <w:r>
       <w:tab/>
       <w:tab/>
-      <w:t>2026-01-17</w:t>
+      <w:t>2026-01-18</w:t>
       <w:br/>
       <w:br/>
     </w:r>

--- a/klagomål/A 61854-2025 FSC-klagomål.docx
+++ b/klagomål/A 61854-2025 FSC-klagomål.docx
@@ -662,7 +662,7 @@
     <w:r>
       <w:tab/>
       <w:tab/>
-      <w:t>2026-01-18</w:t>
+      <w:t>2026-01-19</w:t>
       <w:br/>
       <w:br/>
     </w:r>

--- a/klagomål/A 61854-2025 FSC-klagomål.docx
+++ b/klagomål/A 61854-2025 FSC-klagomål.docx
@@ -662,7 +662,7 @@
     <w:r>
       <w:tab/>
       <w:tab/>
-      <w:t>2026-01-19</w:t>
+      <w:t>2026-01-20</w:t>
       <w:br/>
       <w:br/>
     </w:r>

--- a/klagomål/A 61854-2025 FSC-klagomål.docx
+++ b/klagomål/A 61854-2025 FSC-klagomål.docx
@@ -662,7 +662,7 @@
     <w:r>
       <w:tab/>
       <w:tab/>
-      <w:t>2026-01-20</w:t>
+      <w:t>2026-01-21</w:t>
       <w:br/>
       <w:br/>
     </w:r>

--- a/klagomål/A 61854-2025 FSC-klagomål.docx
+++ b/klagomål/A 61854-2025 FSC-klagomål.docx
@@ -662,7 +662,7 @@
     <w:r>
       <w:tab/>
       <w:tab/>
-      <w:t>2026-01-21</w:t>
+      <w:t>2026-01-23</w:t>
       <w:br/>
       <w:br/>
     </w:r>

--- a/klagomål/A 61854-2025 FSC-klagomål.docx
+++ b/klagomål/A 61854-2025 FSC-klagomål.docx
@@ -662,7 +662,7 @@
     <w:r>
       <w:tab/>
       <w:tab/>
-      <w:t>2026-01-23</w:t>
+      <w:t>2026-01-24</w:t>
       <w:br/>
       <w:br/>
     </w:r>

--- a/klagomål/A 61854-2025 FSC-klagomål.docx
+++ b/klagomål/A 61854-2025 FSC-klagomål.docx
@@ -662,7 +662,7 @@
     <w:r>
       <w:tab/>
       <w:tab/>
-      <w:t>2026-01-24</w:t>
+      <w:t>2026-01-25</w:t>
       <w:br/>
       <w:br/>
     </w:r>

--- a/klagomål/A 61854-2025 FSC-klagomål.docx
+++ b/klagomål/A 61854-2025 FSC-klagomål.docx
@@ -662,7 +662,7 @@
     <w:r>
       <w:tab/>
       <w:tab/>
-      <w:t>2026-01-25</w:t>
+      <w:t>2026-01-26</w:t>
       <w:br/>
       <w:br/>
     </w:r>

--- a/klagomål/A 61854-2025 FSC-klagomål.docx
+++ b/klagomål/A 61854-2025 FSC-klagomål.docx
@@ -662,7 +662,7 @@
     <w:r>
       <w:tab/>
       <w:tab/>
-      <w:t>2026-01-26</w:t>
+      <w:t>2026-01-27</w:t>
       <w:br/>
       <w:br/>
     </w:r>

--- a/klagomål/A 61854-2025 FSC-klagomål.docx
+++ b/klagomål/A 61854-2025 FSC-klagomål.docx
@@ -662,7 +662,7 @@
     <w:r>
       <w:tab/>
       <w:tab/>
-      <w:t>2026-01-27</w:t>
+      <w:t>2026-01-28</w:t>
       <w:br/>
       <w:br/>
     </w:r>

--- a/klagomål/A 61854-2025 FSC-klagomål.docx
+++ b/klagomål/A 61854-2025 FSC-klagomål.docx
@@ -662,7 +662,7 @@
     <w:r>
       <w:tab/>
       <w:tab/>
-      <w:t>2026-03-13</w:t>
+      <w:t>2026-03-16</w:t>
       <w:br/>
       <w:br/>
     </w:r>

--- a/klagomål/A 61854-2025 FSC-klagomål.docx
+++ b/klagomål/A 61854-2025 FSC-klagomål.docx
@@ -662,7 +662,7 @@
     <w:r>
       <w:tab/>
       <w:tab/>
-      <w:t>2026-03-16</w:t>
+      <w:t>2026-03-17</w:t>
       <w:br/>
       <w:br/>
     </w:r>

--- a/klagomål/A 61854-2025 FSC-klagomål.docx
+++ b/klagomål/A 61854-2025 FSC-klagomål.docx
@@ -662,7 +662,7 @@
     <w:r>
       <w:tab/>
       <w:tab/>
-      <w:t>2026-03-17</w:t>
+      <w:t>2026-03-18</w:t>
       <w:br/>
       <w:br/>
     </w:r>

--- a/klagomål/A 61854-2025 FSC-klagomål.docx
+++ b/klagomål/A 61854-2025 FSC-klagomål.docx
@@ -662,7 +662,7 @@
     <w:r>
       <w:tab/>
       <w:tab/>
-      <w:t>2026-03-18</w:t>
+      <w:t>2026-03-19</w:t>
       <w:br/>
       <w:br/>
     </w:r>

--- a/klagomål/A 61854-2025 FSC-klagomål.docx
+++ b/klagomål/A 61854-2025 FSC-klagomål.docx
@@ -662,7 +662,7 @@
     <w:r>
       <w:tab/>
       <w:tab/>
-      <w:t>2026-03-19</w:t>
+      <w:t>2026-03-20</w:t>
       <w:br/>
       <w:br/>
     </w:r>

--- a/klagomål/A 61854-2025 FSC-klagomål.docx
+++ b/klagomål/A 61854-2025 FSC-klagomål.docx
@@ -662,7 +662,7 @@
     <w:r>
       <w:tab/>
       <w:tab/>
-      <w:t>2026-03-20</w:t>
+      <w:t>2026-03-21</w:t>
       <w:br/>
       <w:br/>
     </w:r>

--- a/klagomål/A 61854-2025 FSC-klagomål.docx
+++ b/klagomål/A 61854-2025 FSC-klagomål.docx
@@ -662,7 +662,7 @@
     <w:r>
       <w:tab/>
       <w:tab/>
-      <w:t>2026-03-21</w:t>
+      <w:t>2026-03-22</w:t>
       <w:br/>
       <w:br/>
     </w:r>

--- a/klagomål/A 61854-2025 FSC-klagomål.docx
+++ b/klagomål/A 61854-2025 FSC-klagomål.docx
@@ -662,7 +662,7 @@
     <w:r>
       <w:tab/>
       <w:tab/>
-      <w:t>2026-03-22</w:t>
+      <w:t>2026-03-23</w:t>
       <w:br/>
       <w:br/>
     </w:r>

--- a/klagomål/A 61854-2025 FSC-klagomål.docx
+++ b/klagomål/A 61854-2025 FSC-klagomål.docx
@@ -662,7 +662,7 @@
     <w:r>
       <w:tab/>
       <w:tab/>
-      <w:t>2026-03-23</w:t>
+      <w:t>2026-03-24</w:t>
       <w:br/>
       <w:br/>
     </w:r>

--- a/klagomål/A 61854-2025 FSC-klagomål.docx
+++ b/klagomål/A 61854-2025 FSC-klagomål.docx
@@ -662,7 +662,7 @@
     <w:r>
       <w:tab/>
       <w:tab/>
-      <w:t>2026-03-24</w:t>
+      <w:t>2026-03-25</w:t>
       <w:br/>
       <w:br/>
     </w:r>

--- a/klagomål/A 61854-2025 FSC-klagomål.docx
+++ b/klagomål/A 61854-2025 FSC-klagomål.docx
@@ -662,7 +662,7 @@
     <w:r>
       <w:tab/>
       <w:tab/>
-      <w:t>2026-03-25</w:t>
+      <w:t>2026-03-26</w:t>
       <w:br/>
       <w:br/>
     </w:r>

--- a/klagomål/A 61854-2025 FSC-klagomål.docx
+++ b/klagomål/A 61854-2025 FSC-klagomål.docx
@@ -662,7 +662,7 @@
     <w:r>
       <w:tab/>
       <w:tab/>
-      <w:t>2026-03-26</w:t>
+      <w:t>2026-03-27</w:t>
       <w:br/>
       <w:br/>
     </w:r>

--- a/klagomål/A 61854-2025 FSC-klagomål.docx
+++ b/klagomål/A 61854-2025 FSC-klagomål.docx
@@ -662,7 +662,7 @@
     <w:r>
       <w:tab/>
       <w:tab/>
-      <w:t>2026-03-27</w:t>
+      <w:t>2026-03-28</w:t>
       <w:br/>
       <w:br/>
     </w:r>

--- a/klagomål/A 61854-2025 FSC-klagomål.docx
+++ b/klagomål/A 61854-2025 FSC-klagomål.docx
@@ -662,7 +662,7 @@
     <w:r>
       <w:tab/>
       <w:tab/>
-      <w:t>2026-03-28</w:t>
+      <w:t>2026-03-29</w:t>
       <w:br/>
       <w:br/>
     </w:r>

--- a/klagomål/A 61854-2025 FSC-klagomål.docx
+++ b/klagomål/A 61854-2025 FSC-klagomål.docx
@@ -662,7 +662,7 @@
     <w:r>
       <w:tab/>
       <w:tab/>
-      <w:t>2026-03-29</w:t>
+      <w:t>2026-03-30</w:t>
       <w:br/>
       <w:br/>
     </w:r>

--- a/klagomål/A 61854-2025 FSC-klagomål.docx
+++ b/klagomål/A 61854-2025 FSC-klagomål.docx
@@ -662,7 +662,7 @@
     <w:r>
       <w:tab/>
       <w:tab/>
-      <w:t>2026-03-30</w:t>
+      <w:t>2026-03-31</w:t>
       <w:br/>
       <w:br/>
     </w:r>

--- a/klagomål/A 61854-2025 FSC-klagomål.docx
+++ b/klagomål/A 61854-2025 FSC-klagomål.docx
@@ -662,7 +662,7 @@
     <w:r>
       <w:tab/>
       <w:tab/>
-      <w:t>2026-03-31</w:t>
+      <w:t>2026-04-01</w:t>
       <w:br/>
       <w:br/>
     </w:r>

--- a/klagomål/A 61854-2025 FSC-klagomål.docx
+++ b/klagomål/A 61854-2025 FSC-klagomål.docx
@@ -662,7 +662,7 @@
     <w:r>
       <w:tab/>
       <w:tab/>
-      <w:t>2026-04-01</w:t>
+      <w:t>2026-04-02</w:t>
       <w:br/>
       <w:br/>
     </w:r>

--- a/klagomål/A 61854-2025 FSC-klagomål.docx
+++ b/klagomål/A 61854-2025 FSC-klagomål.docx
@@ -662,7 +662,7 @@
     <w:r>
       <w:tab/>
       <w:tab/>
-      <w:t>2026-04-02</w:t>
+      <w:t>2026-04-03</w:t>
       <w:br/>
       <w:br/>
     </w:r>

--- a/klagomål/A 61854-2025 FSC-klagomål.docx
+++ b/klagomål/A 61854-2025 FSC-klagomål.docx
@@ -662,7 +662,7 @@
     <w:r>
       <w:tab/>
       <w:tab/>
-      <w:t>2026-04-03</w:t>
+      <w:t>2026-04-04</w:t>
       <w:br/>
       <w:br/>
     </w:r>

--- a/klagomål/A 61854-2025 FSC-klagomål.docx
+++ b/klagomål/A 61854-2025 FSC-klagomål.docx
@@ -662,7 +662,7 @@
     <w:r>
       <w:tab/>
       <w:tab/>
-      <w:t>2026-04-04</w:t>
+      <w:t>2026-04-05</w:t>
       <w:br/>
       <w:br/>
     </w:r>

--- a/klagomål/A 61854-2025 FSC-klagomål.docx
+++ b/klagomål/A 61854-2025 FSC-klagomål.docx
@@ -662,7 +662,7 @@
     <w:r>
       <w:tab/>
       <w:tab/>
-      <w:t>2026-04-05</w:t>
+      <w:t>2026-04-06</w:t>
       <w:br/>
       <w:br/>
     </w:r>

--- a/klagomål/A 61854-2025 FSC-klagomål.docx
+++ b/klagomål/A 61854-2025 FSC-klagomål.docx
@@ -251,10 +251,37 @@
         <w:rPr>
           <w:b/>
         </w:rPr>
-        <w:t>Granticka (NT)</w:t>
+        <w:t>Granticka</w:t>
       </w:r>
       <w:r>
-        <w:t xml:space="preserve"> förekommer främst i äldre skogar med naturskogskaraktär, liksom i dimensionsavverkade och plockhuggna skogar. I äldre grannaturskog i norra Sverige är den alltjämt en förhållandevis vanlig karaktärsart, medan den längre söderut blir allt mer sällsynt. I Götaland och delar av Svealand är den en god signalart för skyddsvärda granskogsmiljöer. Arten bedöms ha minskat starkt under senare år på grund av skogsavverkningar, då den framför allt växer i äldre granskog med långvarig grankontinuitet. I urskogsliknande bestånd i norra Sverige kan ibland påträffas den mycket sällsynta tickan grantickeporing (VU), som lever på döda grantickor (SLU Artdatabanken, 2024; Nitare &amp; Skogsstyrelsen, 2019).</w:t>
+        <w:t xml:space="preserve"> förekommer främst i äldre skogar med naturskogskaraktär, liksom i dimensionsavverkade och plockhuggna skogar. I äldre grannaturskog i norra Sverige är den alltjämt en förhållandevis vanlig karaktärsart, medan den längre söderut blir allt mer sällsynt. I Götaland och delar av Svealand är den en god signalart för skyddsvärda granskogsmiljöer. Arten bedöms ha minskat starkt under senare år på grund av skogsavverkningar, då den framför allt växer i äldre granskog med långvarig grankontinuitet. I urskogsliknande bestånd i norra Sverige kan ibland påträffas den mycket sällsynta tickan grantickeporing (VU), som lever på döda grantickor. Det som tidigare inbegripit grantickan har visat sig röra sig om två arter; tajgagranticka </w:t>
+      </w:r>
+      <w:r>
+        <w:rPr>
+          <w:i/>
+        </w:rPr>
+        <w:t>Porodaedalea abietis</w:t>
+      </w:r>
+      <w:r>
+        <w:t xml:space="preserve"> (LC) och </w:t>
+      </w:r>
+      <w:r>
+        <w:rPr>
+          <w:i/>
+        </w:rPr>
+        <w:t>Porodaedalea chrysoloma</w:t>
+      </w:r>
+      <w:r>
+        <w:t xml:space="preserve"> (DD). Den nordligare arten, tajgagranticka, bildar större fruktkroppar och har sin främsta förekomst i norra Sverige, medan den mer tunnköttiga arten, </w:t>
+      </w:r>
+      <w:r>
+        <w:rPr>
+          <w:i/>
+        </w:rPr>
+        <w:t>P. chrysoloma</w:t>
+      </w:r>
+      <w:r>
+        <w:t>, förekommer i sydöstra Sverige och på Gotland (SLU Artdatabanken, 2026; Nitare &amp; Skogsstyrelsen, 2019).</w:t>
       </w:r>
     </w:p>
     <w:p>
@@ -662,7 +689,7 @@
     <w:r>
       <w:tab/>
       <w:tab/>
-      <w:t>2026-04-06</w:t>
+      <w:t>2026-04-07</w:t>
       <w:br/>
       <w:br/>
     </w:r>

--- a/klagomål/A 61854-2025 FSC-klagomål.docx
+++ b/klagomål/A 61854-2025 FSC-klagomål.docx
@@ -689,7 +689,7 @@
     <w:r>
       <w:tab/>
       <w:tab/>
-      <w:t>2026-04-07</w:t>
+      <w:t>2026-04-08</w:t>
       <w:br/>
       <w:br/>
     </w:r>

--- a/klagomål/A 61854-2025 FSC-klagomål.docx
+++ b/klagomål/A 61854-2025 FSC-klagomål.docx
@@ -689,7 +689,7 @@
     <w:r>
       <w:tab/>
       <w:tab/>
-      <w:t>2026-04-08</w:t>
+      <w:t>2026-04-09</w:t>
       <w:br/>
       <w:br/>
     </w:r>

--- a/klagomål/A 61854-2025 FSC-klagomål.docx
+++ b/klagomål/A 61854-2025 FSC-klagomål.docx
@@ -689,7 +689,7 @@
     <w:r>
       <w:tab/>
       <w:tab/>
-      <w:t>2026-04-09</w:t>
+      <w:t>2026-04-10</w:t>
       <w:br/>
       <w:br/>
     </w:r>

--- a/klagomål/A 61854-2025 FSC-klagomål.docx
+++ b/klagomål/A 61854-2025 FSC-klagomål.docx
@@ -689,7 +689,7 @@
     <w:r>
       <w:tab/>
       <w:tab/>
-      <w:t>2026-04-10</w:t>
+      <w:t>2026-04-11</w:t>
       <w:br/>
       <w:br/>
     </w:r>

--- a/klagomål/A 61854-2025 FSC-klagomål.docx
+++ b/klagomål/A 61854-2025 FSC-klagomål.docx
@@ -689,7 +689,7 @@
     <w:r>
       <w:tab/>
       <w:tab/>
-      <w:t>2026-04-11</w:t>
+      <w:t>2026-04-12</w:t>
       <w:br/>
       <w:br/>
     </w:r>

--- a/klagomål/A 61854-2025 FSC-klagomål.docx
+++ b/klagomål/A 61854-2025 FSC-klagomål.docx
@@ -689,7 +689,7 @@
     <w:r>
       <w:tab/>
       <w:tab/>
-      <w:t>2026-06-15</w:t>
+      <w:t>2026-06-16</w:t>
       <w:br/>
       <w:br/>
     </w:r>

--- a/klagomål/A 61854-2025 FSC-klagomål.docx
+++ b/klagomål/A 61854-2025 FSC-klagomål.docx
@@ -689,7 +689,7 @@
     <w:r>
       <w:tab/>
       <w:tab/>
-      <w:t>2026-06-16</w:t>
+      <w:t>2026-06-17</w:t>
       <w:br/>
       <w:br/>
     </w:r>
